--- a/flow/20230914_vu_template/drafts/2024-11-g/21-ЧТ-Введення в храм.docx
+++ b/flow/20230914_vu_template/drafts/2024-11-g/21-ЧТ-Введення в храм.docx
@@ -8977,7 +8977,7 @@
           <w:szCs w:val="24"/>
           <w:rtl w:val="0"/>
         </w:rPr>
-        <w:t xml:space="preserve"> Вислухай нас, Боже, Спасителю наш, уповання всіх кінців землі і тих, що на морі далеко, і, Милостивий, будь милостивим, Владико, до гріхів наших і помилуй нас. Бо милостивий і людинаолюбець Бог єси, і Тобі славу возсилаємо, Отцю, і Сину, і Святому Духові, нині і повсякчас, і на віки віків.</w:t>
+        <w:t xml:space="preserve"> Вислухай нас, Боже, Спасителю наш, уповання всіх кінців землі і тих, що на морі далеко, і, Милостивий, будь милостивим, Владико, до гріхів наших і помилуй нас. Бо милостивий і людинолюбний Бог єси, і Тобі славу возсилаємо, Отцю, і Сину, і Святому Духові, нині і повсякчас, і на віки віків.</w:t>
       </w:r>
     </w:p>
     <w:p>
